--- a/KHBD_Tin_học/Lớp_8/Tuần_32/KHBD_Tin_hoc_Lớp_8_Tiet32_Bai_16_Tin_hoc_voi_nghe_nghiep.docx
+++ b/KHBD_Tin_học/Lớp_8/Tuần_32/KHBD_Tin_hoc_Lớp_8_Tiet32_Bai_16_Tin_hoc_voi_nghe_nghiep.docx
@@ -359,34 +359,30 @@
     </w:p>
     <w:p>
       <w:pPr>
-        <w:spacing w:line="276" w:lineRule="auto" w:after="60" w:before="0"/>
-        <w:ind w:firstLine="0" w:left="850"/>
-        <w:jc w:val="both"/>
-      </w:pPr>
-      <w:r>
-        <w:rPr>
-          <w:rFonts w:ascii="Times New Roman" w:hAnsi="Times New Roman" w:eastAsia="Times New Roman"/>
-          <w:b w:val="0"/>
-          <w:i w:val="0"/>
-          <w:sz w:val="26"/>
-        </w:rPr>
-        <w:t>- Miền I. Khai thác dữ liệu và thông tin (thành tố 1.1. Duyệt, tìm kiếm và lọc dữ liệu, thông tin và nội dung số – Bậc 4): Khai thác thông tin số phục vụ bài học. (Đạt được thông qua Hoạt động 2)</w:t>
-      </w:r>
-    </w:p>
-    <w:p>
-      <w:pPr>
-        <w:spacing w:line="276" w:lineRule="auto" w:after="60" w:before="0"/>
-        <w:ind w:firstLine="0" w:left="850"/>
-        <w:jc w:val="both"/>
-      </w:pPr>
-      <w:r>
-        <w:rPr>
-          <w:rFonts w:ascii="Times New Roman" w:hAnsi="Times New Roman" w:eastAsia="Times New Roman"/>
-          <w:b w:val="0"/>
-          <w:i w:val="0"/>
-          <w:sz w:val="26"/>
-        </w:rPr>
-        <w:t>- Miền IV. An toàn (thành tố 4.1. Bảo vệ thiết bị và nội dung số – Bậc 4): Tuân thủ quy tắc an toàn thiết bị và bảo vệ dữ liệu. (Đạt được thông qua Hoạt động 3, Hoạt động 4)</w:t>
+        <w:spacing w:line="276" w:lineRule="auto" w:after="0" w:before="0"/>
+        <w:ind w:left="850" w:firstLine="0"/>
+        <w:jc w:val="both"/>
+      </w:pPr>
+      <w:r>
+        <w:rPr>
+          <w:rFonts w:ascii="Times New Roman" w:hAnsi="Times New Roman" w:cs="Times New Roman"/>
+          <w:sz w:val="26"/>
+        </w:rPr>
+        <w:t>- 2.3.CB4a: Lựa chọn được các dịch vụ số để tham gia vào xã hội. (Tìm hiểu tác động của công nghệ số và định hướng nghề nghiệp tương lai). (Đạt được thông qua Hoạt động 2)</w:t>
+      </w:r>
+    </w:p>
+    <w:p>
+      <w:pPr>
+        <w:spacing w:line="276" w:lineRule="auto" w:after="0" w:before="0"/>
+        <w:ind w:left="850" w:firstLine="0"/>
+        <w:jc w:val="both"/>
+      </w:pPr>
+      <w:r>
+        <w:rPr>
+          <w:rFonts w:ascii="Times New Roman" w:hAnsi="Times New Roman" w:cs="Times New Roman"/>
+          <w:sz w:val="26"/>
+        </w:rPr>
+        <w:t>- 5.4.CB4a: Thảo luận về lĩnh vực NLS của bản thân cần được cải thiện hoặc cập nhật. (Đánh giá các kỹ năng số cần thiết cho nghề nghiệp trong thời đại số). (Đạt được thông qua Hoạt động 3, Hoạt động 4)</w:t>
       </w:r>
     </w:p>
     <w:p>
